--- a/docs/OPC赛道商业计划书.docx
+++ b/docs/OPC赛道商业计划书.docx
@@ -7390,7 +7390,7 @@
           <w:b w:val="0"/>
           <w:sz w:val="21"/>
         </w:rPr>
-        <w:t>义乌"六个坚持"发展经验（坚持兴商建市、坚持产业联动、坚持城乡统筹、坚持和谐发展、坚持共创共富、坚持党建引领）已被提升为国家级制度性经验，这是任何竞争对手无法复制的根本性壁垒。我们的政策复制Agent正是基于这一独特优势，将义乌经验系统化、AI化，实现39城一键复制。</w:t>
+        <w:t>义乌"六个坚持"发展经验（坚持兴商建市、坚持产业联动、坚持城乡统筹、坚持和谐发展、坚持文化底蕴、坚持党政有为）已被提升为国家级制度性经验，这是任何竞争对手无法复制的根本性壁垒。我们的政策复制Agent正是基于这一独特优势，将义乌经验系统化、AI化，实现39城一键复制。</w:t>
       </w:r>
     </w:p>
     <w:p>
@@ -7767,7 +7767,7 @@
                 <w:b w:val="0"/>
                 <w:sz w:val="19"/>
               </w:rPr>
-              <w:t>868万</w:t>
+              <w:t>697万</w:t>
             </w:r>
           </w:p>
         </w:tc>
